--- a/tillsyn/A 47711-2024 tillsynsbegäran.docx
+++ b/tillsyn/A 47711-2024 tillsynsbegäran.docx
@@ -1356,7 +1356,7 @@
     <w:r>
       <w:tab/>
       <w:tab/>
-      <w:t>2026-09-14</w:t>
+      <w:t>2026-09-15</w:t>
       <w:br/>
       <w:br/>
     </w:r>

--- a/tillsyn/A 47711-2024 tillsynsbegäran.docx
+++ b/tillsyn/A 47711-2024 tillsynsbegäran.docx
@@ -1356,7 +1356,7 @@
     <w:r>
       <w:tab/>
       <w:tab/>
-      <w:t>2026-09-15</w:t>
+      <w:t>2026-09-16</w:t>
       <w:br/>
       <w:br/>
     </w:r>

--- a/tillsyn/A 47711-2024 tillsynsbegäran.docx
+++ b/tillsyn/A 47711-2024 tillsynsbegäran.docx
@@ -1356,7 +1356,7 @@
     <w:r>
       <w:tab/>
       <w:tab/>
-      <w:t>2026-09-16</w:t>
+      <w:t>2026-09-17</w:t>
       <w:br/>
       <w:br/>
     </w:r>

--- a/tillsyn/A 47711-2024 tillsynsbegäran.docx
+++ b/tillsyn/A 47711-2024 tillsynsbegäran.docx
@@ -1356,7 +1356,7 @@
     <w:r>
       <w:tab/>
       <w:tab/>
-      <w:t>2026-09-17</w:t>
+      <w:t>2026-09-18</w:t>
       <w:br/>
       <w:br/>
     </w:r>

--- a/tillsyn/A 47711-2024 tillsynsbegäran.docx
+++ b/tillsyn/A 47711-2024 tillsynsbegäran.docx
@@ -1356,7 +1356,7 @@
     <w:r>
       <w:tab/>
       <w:tab/>
-      <w:t>2026-09-18</w:t>
+      <w:t>2026-09-19</w:t>
       <w:br/>
       <w:br/>
     </w:r>

--- a/tillsyn/A 47711-2024 tillsynsbegäran.docx
+++ b/tillsyn/A 47711-2024 tillsynsbegäran.docx
@@ -65,7 +65,7 @@
     </w:p>
     <w:p>
       <w:r>
-        <w:t>I och inom 23 meter från avverkningsanmälan finns fynd av 10 naturvårdsarter, varav 8 är rödlistade, 2 är fridlysta, 9 är typiska (T) och 2 är signalarter (S): knärot (VU, T, §8), dropptaggsvamp (NT, T), kötticka (NT), motaggsvamp (NT, T), tallticka (NT, T), tretåig hackspett (NT, T, §4), ullticka (NT, T), violettgrå tagellav (NT, T), nästlav (S, T) och vedticka (S, T). Se Figur 1.</w:t>
+        <w:t>I och inom 23 meter från avverkningsanmälan finns fynd av 15 naturvårdsarter, varav 10 är rödlistade, 3 är fridlysta, 14 är typiska (T) och 3 är signalarter (S): knärot (VU, T, §8), dropptaggsvamp (NT, T), motaggsvamp (NT, T), orange taggsvamp (NT, T), rosenticka (NT, T), svartvit taggsvamp (NT), tallticka (NT, T), tretåig hackspett (NT, T, §4), ullticka (NT, T), violettgrå tagellav (NT, T), bronshjon (S, T), nästlav (S, T), vedticka (S, T), kötticka (T) och spillkråka (T, §4). Se Figur 1.</w:t>
       </w:r>
     </w:p>
     <w:p>
@@ -229,6 +229,280 @@
         <w:rPr>
           <w:b/>
         </w:rPr>
+        <w:t xml:space="preserve">Motaggsvamp (NT) </w:t>
+      </w:r>
+      <w:r>
+        <w:t xml:space="preserve">bildar mykorrhiza med tall i tallskog och hittas huvudsakligen i äldre, glesare skogsbestånd och hällmarksimpediment. Arten hotas främst av skogsavverkning och tycks försvinna efter slutavverkning, markberedning och plantering. Motaggsvamp är typisk art för </w:t>
+      </w:r>
+      <w:r>
+        <w:rPr>
+          <w:i/>
+        </w:rPr>
+        <w:t>9010 Taiga</w:t>
+      </w:r>
+      <w:r>
+        <w:t xml:space="preserve"> (SLU Artdatabanken, 2024).</w:t>
+      </w:r>
+    </w:p>
+    <w:p>
+      <w:r>
+        <w:rPr>
+          <w:b/>
+        </w:rPr>
+        <w:t xml:space="preserve">Orange taggsvamp (NT) </w:t>
+      </w:r>
+      <w:r>
+        <w:t xml:space="preserve">bildar mykorrhiza med både gran och tall och den förekommer främst i äldre barrskogar med kontinuitetsskogskaraktär. Mest frekvent är den i äldre mossrik granskog, men då bara i skogar inom granens naturliga utbredningsområde och i bestånd med långvarig grankontinuitet. Den totala populationen i landet bedöms ha minskat kraftigt och fortsatt kommer att minska då arten är knuten till en produktiv skogsmiljö som successivt avverkas. Arten hotas främst av skogsavverkning och tycks försvinna efter slutavverkning, markberedning och plantering och det är inte känt att arten har återkommit i anlagd skog på tidigare kalmark. Orange taggsvamp är typisk art för </w:t>
+      </w:r>
+      <w:r>
+        <w:rPr>
+          <w:i/>
+        </w:rPr>
+        <w:t>9010 Taiga</w:t>
+      </w:r>
+      <w:r>
+        <w:t xml:space="preserve"> (SLU Artdatabanken, 2024).</w:t>
+      </w:r>
+    </w:p>
+    <w:p>
+      <w:r>
+        <w:rPr>
+          <w:b/>
+        </w:rPr>
+        <w:t>Rosenticka (NT)</w:t>
+      </w:r>
+      <w:r>
+        <w:t xml:space="preserve">, rödlistad som nära hotad, ingår i en karaktäristisk association av vedsvampar som växer på gamla, grova granlågor i urskogsartade barrskogar. Den är placerad i toppen av Skogsstyrelsens värdepyramid för bedömning av skog med höga naturvärden och indikerar ett granskogsekosystem med långvarig kontinuitet av grova lågor. Artens beroende av grova granlågor innebär att alla skogsskötselåtgärder på eller i omedelbar närhet av lokalerna utgör ett hot på lång sikt. Det är angeläget att populationerna inte ytterligare glesas ut och ett tillräckligt antal områden där arten nu finns måste sparas för framtiden. Rosenticka är typisk art för </w:t>
+      </w:r>
+      <w:r>
+        <w:rPr>
+          <w:i/>
+        </w:rPr>
+        <w:t xml:space="preserve">9010 Taiga </w:t>
+      </w:r>
+      <w:r>
+        <w:t xml:space="preserve">och </w:t>
+      </w:r>
+      <w:r>
+        <w:rPr>
+          <w:i/>
+        </w:rPr>
+        <w:t>9050 Näringsrik granskog</w:t>
+      </w:r>
+      <w:r>
+        <w:t xml:space="preserve"> (Nitare &amp; Skogsstyrelsen, 2019; SLU Artdatabanken, 2024).</w:t>
+      </w:r>
+    </w:p>
+    <w:p>
+      <w:r>
+        <w:rPr>
+          <w:b/>
+        </w:rPr>
+        <w:t xml:space="preserve">Svartvit taggsvamp (NT) </w:t>
+      </w:r>
+      <w:r>
+        <w:t>bildar mykorrhiza med tall, troligen även med gran. Den växer huvudsakligen i äldre, naturligt uppkommen skog på torr eller frisk mark och förekommer såväl på tallhedar som i mossig barrblandskog. Flera olika former har påträffats vid DNA-undersökningar av europeiskt material och det är oklart hur många former som finns i värd land. Kalavverkning av äldre skog är ett reellt hot, liksom maskinell markberedning och minskad andel självföryngring. Lokaler som fortfarande håller svampen behöver säkerställas (SLU Artdatabanken, 2024; Nitare &amp; Skogsstyrelsen, 2019).</w:t>
+      </w:r>
+    </w:p>
+    <w:p>
+      <w:r>
+        <w:rPr>
+          <w:b/>
+        </w:rPr>
+        <w:t xml:space="preserve">Tallticka (NT) </w:t>
+      </w:r>
+      <w:r>
+        <w:t xml:space="preserve">uppträder först på tallar som är 100–150 år gamla men är vanligast på träd som är runt 150–200 år eller äldre. I skogslandskapet är den främst knuten till tallnaturskogar och restbiotoper med biologiskt gamla träd och signalerar vanligtvis skyddsvärda tallbestånd med höga naturvärden. Tallticka är typisk art för </w:t>
+      </w:r>
+      <w:r>
+        <w:rPr>
+          <w:i/>
+        </w:rPr>
+        <w:t xml:space="preserve">9010 Taiga </w:t>
+      </w:r>
+      <w:r>
+        <w:t xml:space="preserve">och </w:t>
+      </w:r>
+      <w:r>
+        <w:rPr>
+          <w:i/>
+        </w:rPr>
+        <w:t>9060 Åsbarrskog</w:t>
+      </w:r>
+      <w:r>
+        <w:t xml:space="preserve"> (SLU Artdatabanken, 2023; Nitare &amp; Skogsstyrelsen, 2019).</w:t>
+      </w:r>
+    </w:p>
+    <w:p>
+      <w:r>
+        <w:rPr>
+          <w:b/>
+        </w:rPr>
+        <w:t>Tretåig hackspett (NT, §4)</w:t>
+      </w:r>
+      <w:r>
+        <w:t xml:space="preserve"> är rödlistad som nära hotad och ingår i bilaga 1 i EU:s fågeldirektiv. Tretåig hackspett är för sin överlevnad beroende av kontinuerlig tillförsel av äldre döende och död ved, som sker genom naturliga självgallringsprocesser i äldre grannaturskogar och barrblandade naturskogar. Om en skog genom skogsbruk gallras eller glesas ur så upphör och uteblir i stort sett den naturliga självgallringsprocessen för mycket lång tid framöver vilket omöjliggör upprätthållandet av den kontinuerliga ekologiska funktionen i ett område. Det finns studier som visar att naturskogens självgallringsprocess som den tretåiga hackspetten är beroende av, inte kan ersättas med efterlämnad hänsyn i skogsbruket (Imbeau &amp; Desrochers, 2002). Storleken på häckningsreviret varierar med skogstypen, förekomsten av död ved och graden av fragmentering, men är i allmänhet i storleksordningen 25–100 hektar. Vintertid krävs ofta betydligt större områden och det finns studier som antyder att arten behöver minst 100 hektar äldre skog. I områden med låg bonitet kan det behövas över 200 hektar lämpligt habitat för att ett par ska kunna reproducera sig. Områden med dokumenterad permanent förekomst i naturskogsmiljöer har vanligen så stora naturvärden att skogsbruk är olämpligt. Tretåig hackspett är typisk art för </w:t>
+      </w:r>
+      <w:r>
+        <w:rPr>
+          <w:i/>
+        </w:rPr>
+        <w:t xml:space="preserve">9010 Taiga, 9740 Skogsbevuxen myr, 9030 Landhöjningsskog </w:t>
+      </w:r>
+      <w:r>
+        <w:t xml:space="preserve">och </w:t>
+      </w:r>
+      <w:r>
+        <w:rPr>
+          <w:i/>
+        </w:rPr>
+        <w:t>9040 Fjällbjörkskog</w:t>
+      </w:r>
+      <w:r>
+        <w:t xml:space="preserve"> (Skogsstyrelsen, 2016; SLU Artdatabanken, 2024).</w:t>
+      </w:r>
+    </w:p>
+    <w:p>
+      <w:r>
+        <w:rPr>
+          <w:b/>
+        </w:rPr>
+        <w:t>Ullticka (NT)</w:t>
+      </w:r>
+      <w:r>
+        <w:t xml:space="preserve"> är knuten till restbestånd av barrnaturskog och förekommer med ett tydligt optimum i orörda eller måttligt påverkade gamla granskogar där det föreligger viss kontinuitet av grov död ved. Ullticka är en bra signalart inom hela sitt utbredningsområde och i södra Sverige är den sällsynt och en god signalart för skyddsvärda granskogsmiljöer. Den hotas av avverkning och fragmentering av naturskog och äldre granskog med lång trädkontinuitet. På ullticka kan ibland ulltickeporing (VU) påträffas - det är en sällsynt ticka som nyligen delats upp i de tre olika arterna ulltickeporing </w:t>
+      </w:r>
+      <w:r>
+        <w:rPr>
+          <w:i/>
+        </w:rPr>
+        <w:t xml:space="preserve">Skeletocutis brevispora </w:t>
+      </w:r>
+      <w:r>
+        <w:t>(VU)</w:t>
+      </w:r>
+      <w:r>
+        <w:rPr>
+          <w:i/>
+        </w:rPr>
+        <w:t>, Skeletocutis delicata</w:t>
+      </w:r>
+      <w:r>
+        <w:t xml:space="preserve"> (VU)</w:t>
+      </w:r>
+      <w:r>
+        <w:rPr>
+          <w:i/>
+        </w:rPr>
+        <w:t xml:space="preserve"> och Skeletocutis exilis</w:t>
+      </w:r>
+      <w:r>
+        <w:t xml:space="preserve"> (NT). Ullticka är typisk art för </w:t>
+      </w:r>
+      <w:r>
+        <w:rPr>
+          <w:i/>
+        </w:rPr>
+        <w:t xml:space="preserve">9010 Taiga, 9050 Näringsrik granskog </w:t>
+      </w:r>
+      <w:r>
+        <w:t xml:space="preserve">och </w:t>
+      </w:r>
+      <w:r>
+        <w:rPr>
+          <w:i/>
+        </w:rPr>
+        <w:t>9030 Landhöjningsskog</w:t>
+      </w:r>
+      <w:r>
+        <w:t xml:space="preserve"> (SLU Artdatabanken, 2026; Nitare &amp; Skogsstyrelsen, 2019; Miettinen &amp; Niemelä, 2018).</w:t>
+      </w:r>
+    </w:p>
+    <w:p>
+      <w:r>
+        <w:rPr>
+          <w:b/>
+        </w:rPr>
+        <w:t>Violettgrå tagellav (NT)</w:t>
+      </w:r>
+      <w:r>
+        <w:t xml:space="preserve"> växer nästan uteslutande i gamla olikåldriga barrnaturskogar med lång skoglig kontinuitet och är en utmärkt signal på skog med höga naturvärden. Slutavverkning av tidigare aldrig slutavverkad skog (kontinuitetsskog) är det största hotet. Biotopen nyskapas i begränsad omfattning och barrskog äldre än 160 år, där den violettgrå tagellaven huvudsakligen påträffas har minskat med 50% de senaste 50 åren. Lågproduktiv skogsmark där laven förekommer bör undantas från skogsbruk och rika förekomster i äldre granskog bör skyddas. Arten är känslig för uttorkning och det är väsentligt att tillräckligt stora bestånd avsätts. Violettgrå tagellav är typisk art för </w:t>
+      </w:r>
+      <w:r>
+        <w:rPr>
+          <w:i/>
+        </w:rPr>
+        <w:t>9010 Taiga</w:t>
+      </w:r>
+      <w:r>
+        <w:t xml:space="preserve"> (SLU Artdatabanken, 2024; Nitare &amp; Skogsstyrelsen, 2019).</w:t>
+      </w:r>
+    </w:p>
+    <w:p>
+      <w:r>
+        <w:rPr>
+          <w:b/>
+        </w:rPr>
+        <w:t>Bronshjon</w:t>
+      </w:r>
+      <w:r>
+        <w:t xml:space="preserve"> är en skalbagge vars larvutveckling sker under grov bark på stammar av döda eller döende barrträd, främst gran, i mindre omfattning tall. Arten är knuten till äldre, naturskogslik granskog med inslag av torkande träd. Bronshjon är typisk art för </w:t>
+      </w:r>
+      <w:r>
+        <w:rPr>
+          <w:i/>
+        </w:rPr>
+        <w:t>9010 Taiga</w:t>
+      </w:r>
+      <w:r>
+        <w:t xml:space="preserve"> (SLU Artdatabanken, 2025).</w:t>
+      </w:r>
+    </w:p>
+    <w:p>
+      <w:r>
+        <w:rPr>
+          <w:b/>
+        </w:rPr>
+        <w:t>Nästlav</w:t>
+      </w:r>
+      <w:r>
+        <w:t xml:space="preserve"> indikerar söder om den naturliga norrlandsgränsen äldre barrskogsområden med höga naturvärden där andra ovanliga nordliga barrskogsarter kan påträffas. Nästlav är typisk art för </w:t>
+      </w:r>
+      <w:r>
+        <w:rPr>
+          <w:i/>
+        </w:rPr>
+        <w:t xml:space="preserve">9010 Taiga </w:t>
+      </w:r>
+      <w:r>
+        <w:t>(Nitare &amp; Skogsstyrelsen, 2019; SLU Artdatabanken, 2025).</w:t>
+      </w:r>
+    </w:p>
+    <w:p>
+      <w:r>
+        <w:rPr>
+          <w:b/>
+        </w:rPr>
+        <w:t xml:space="preserve">Vedticka </w:t>
+      </w:r>
+      <w:r>
+        <w:t xml:space="preserve">är en bra signalart söder om den naturliga norrlandsgränsen. Den är huvudsakligen knuten till äldre barrskogar där det föreligger långvarig kontinuitet av död barrved. Vedticka är typisk art för </w:t>
+      </w:r>
+      <w:r>
+        <w:rPr>
+          <w:i/>
+        </w:rPr>
+        <w:t xml:space="preserve">9010 Taiga </w:t>
+      </w:r>
+      <w:r>
+        <w:t>(Nitare &amp; Skogsstyrelsen, 2019; SLU Artdatabanken, 2025).</w:t>
+      </w:r>
+    </w:p>
+    <w:p>
+      <w:r>
+        <w:rPr>
+          <w:b/>
+        </w:rPr>
         <w:t>Kötticka (NT)</w:t>
       </w:r>
       <w:r>
@@ -249,30 +523,10 @@
         <w:rPr>
           <w:b/>
         </w:rPr>
-        <w:t xml:space="preserve">Motaggsvamp (NT) </w:t>
-      </w:r>
-      <w:r>
-        <w:t xml:space="preserve">bildar mykorrhiza med tall i tallskog och hittas huvudsakligen i äldre, glesare skogsbestånd och hällmarksimpediment. Arten hotas främst av skogsavverkning och tycks försvinna efter slutavverkning, markberedning och plantering. Motaggsvamp är typisk art för </w:t>
-      </w:r>
-      <w:r>
-        <w:rPr>
-          <w:i/>
-        </w:rPr>
-        <w:t>9010 Taiga</w:t>
-      </w:r>
-      <w:r>
-        <w:t xml:space="preserve"> (SLU Artdatabanken, 2024).</w:t>
-      </w:r>
-    </w:p>
-    <w:p>
-      <w:r>
-        <w:rPr>
-          <w:b/>
-        </w:rPr>
-        <w:t xml:space="preserve">Tallticka (NT) </w:t>
-      </w:r>
-      <w:r>
-        <w:t xml:space="preserve">uppträder först på tallar som är 100–150 år gamla men är vanligast på träd som är runt 150–200 år eller äldre. I skogslandskapet är den främst knuten till tallnaturskogar och restbiotoper med biologiskt gamla träd och signalerar vanligtvis skyddsvärda tallbestånd med höga naturvärden. Tallticka är typisk art för </w:t>
+        <w:t>Spillkråka (§4)</w:t>
+      </w:r>
+      <w:r>
+        <w:t xml:space="preserve"> omfattas av bilaga 1 i EU:s fågeldirektiv och är typisk art för </w:t>
       </w:r>
       <w:r>
         <w:rPr>
@@ -281,161 +535,16 @@
         <w:t xml:space="preserve">9010 Taiga </w:t>
       </w:r>
       <w:r>
-        <w:t xml:space="preserve">och </w:t>
+        <w:t>och</w:t>
       </w:r>
       <w:r>
         <w:rPr>
           <w:i/>
         </w:rPr>
-        <w:t>9060 Åsbarrskog</w:t>
-      </w:r>
-      <w:r>
-        <w:t xml:space="preserve"> (SLU Artdatabanken, 2023; Nitare &amp; Skogsstyrelsen, 2019).</w:t>
-      </w:r>
-    </w:p>
-    <w:p>
-      <w:r>
-        <w:rPr>
-          <w:b/>
-        </w:rPr>
-        <w:t>Tretåig hackspett (NT, §4)</w:t>
-      </w:r>
-      <w:r>
-        <w:t xml:space="preserve"> är rödlistad som nära hotad och ingår i bilaga 1 i EU:s fågeldirektiv. Tretåig hackspett är för sin överlevnad beroende av kontinuerlig tillförsel av äldre döende och död ved, som sker genom naturliga självgallringsprocesser i äldre grannaturskogar och barrblandade naturskogar. Om en skog genom skogsbruk gallras eller glesas ur så upphör och uteblir i stort sett den naturliga självgallringsprocessen för mycket lång tid framöver vilket omöjliggör upprätthållandet av den kontinuerliga ekologiska funktionen i ett område. Det finns studier som visar att naturskogens självgallringsprocess som den tretåiga hackspetten är beroende av, inte kan ersättas med efterlämnad hänsyn i skogsbruket (Imbeau &amp; Desrochers, 2002). Storleken på häckningsreviret varierar med skogstypen, förekomsten av död ved och graden av fragmentering, men är i allmänhet i storleksordningen 25–100 hektar. Vintertid krävs ofta betydligt större områden och det finns studier som antyder att arten behöver minst 100 hektar äldre skog. I områden med låg bonitet kan det behövas över 200 hektar lämpligt habitat för att ett par ska kunna reproducera sig. Områden med dokumenterad permanent förekomst i naturskogsmiljöer har vanligen så stora naturvärden att skogsbruk är olämpligt. Tretåig hackspett är typisk art för </w:t>
-      </w:r>
-      <w:r>
-        <w:rPr>
-          <w:i/>
-        </w:rPr>
-        <w:t xml:space="preserve">9010 Taiga, 9740 Skogsbevuxen myr, 9030 Landhöjningsskog </w:t>
-      </w:r>
-      <w:r>
-        <w:t xml:space="preserve">och </w:t>
-      </w:r>
-      <w:r>
-        <w:rPr>
-          <w:i/>
-        </w:rPr>
-        <w:t>9040 Fjällbjörkskog</w:t>
-      </w:r>
-      <w:r>
-        <w:t xml:space="preserve"> (Skogsstyrelsen, 2016; SLU Artdatabanken, 2024).</w:t>
-      </w:r>
-    </w:p>
-    <w:p>
-      <w:r>
-        <w:rPr>
-          <w:b/>
-        </w:rPr>
-        <w:t>Ullticka (NT)</w:t>
-      </w:r>
-      <w:r>
-        <w:t xml:space="preserve"> är knuten till restbestånd av barrnaturskog och förekommer med ett tydligt optimum i orörda eller måttligt påverkade gamla granskogar där det föreligger viss kontinuitet av grov död ved. Ullticka är en bra signalart inom hela sitt utbredningsområde och i södra Sverige är den sällsynt och en god signalart för skyddsvärda granskogsmiljöer. Den hotas av avverkning och fragmentering av naturskog och äldre granskog med lång trädkontinuitet. På ullticka kan ibland ulltickeporing (VU) påträffas - det är en sällsynt ticka som nyligen delats upp i de tre olika arterna ulltickeporing </w:t>
-      </w:r>
-      <w:r>
-        <w:rPr>
-          <w:i/>
-        </w:rPr>
-        <w:t xml:space="preserve">Skeletocutis brevispora </w:t>
-      </w:r>
-      <w:r>
-        <w:t>(VU)</w:t>
-      </w:r>
-      <w:r>
-        <w:rPr>
-          <w:i/>
-        </w:rPr>
-        <w:t>, Skeletocutis delicata</w:t>
-      </w:r>
-      <w:r>
-        <w:t xml:space="preserve"> (VU)</w:t>
-      </w:r>
-      <w:r>
-        <w:rPr>
-          <w:i/>
-        </w:rPr>
-        <w:t xml:space="preserve"> och Skeletocutis exilis</w:t>
-      </w:r>
-      <w:r>
-        <w:t xml:space="preserve"> (NT). Ullticka är typisk art för </w:t>
-      </w:r>
-      <w:r>
-        <w:rPr>
-          <w:i/>
-        </w:rPr>
-        <w:t xml:space="preserve">9010 Taiga, 9050 Näringsrik granskog </w:t>
-      </w:r>
-      <w:r>
-        <w:t xml:space="preserve">och </w:t>
-      </w:r>
-      <w:r>
-        <w:rPr>
-          <w:i/>
-        </w:rPr>
-        <w:t>9030 Landhöjningsskog</w:t>
-      </w:r>
-      <w:r>
-        <w:t xml:space="preserve"> (SLU Artdatabanken, 2026; Nitare &amp; Skogsstyrelsen, 2019; Miettinen &amp; Niemelä, 2018).</w:t>
-      </w:r>
-    </w:p>
-    <w:p>
-      <w:r>
-        <w:rPr>
-          <w:b/>
-        </w:rPr>
-        <w:t>Violettgrå tagellav (NT)</w:t>
-      </w:r>
-      <w:r>
-        <w:t xml:space="preserve"> växer nästan uteslutande i gamla olikåldriga barrnaturskogar med lång skoglig kontinuitet och är en utmärkt signal på skog med höga naturvärden. Slutavverkning av tidigare aldrig slutavverkad skog (kontinuitetsskog) är det största hotet. Biotopen nyskapas i begränsad omfattning och barrskog äldre än 160 år, där den violettgrå tagellaven huvudsakligen påträffas har minskat med 50% de senaste 50 åren. Lågproduktiv skogsmark där laven förekommer bör undantas från skogsbruk och rika förekomster i äldre granskog bör skyddas. Arten är känslig för uttorkning och det är väsentligt att tillräckligt stora bestånd avsätts. Violettgrå tagellav är typisk art för </w:t>
-      </w:r>
-      <w:r>
-        <w:rPr>
-          <w:i/>
-        </w:rPr>
-        <w:t>9010 Taiga</w:t>
-      </w:r>
-      <w:r>
-        <w:t xml:space="preserve"> (SLU Artdatabanken, 2024; Nitare &amp; Skogsstyrelsen, 2019).</w:t>
-      </w:r>
-    </w:p>
-    <w:p>
-      <w:r>
-        <w:rPr>
-          <w:b/>
-        </w:rPr>
-        <w:t>Nästlav</w:t>
-      </w:r>
-      <w:r>
-        <w:t xml:space="preserve"> indikerar söder om den naturliga norrlandsgränsen äldre barrskogsområden med höga naturvärden där andra ovanliga nordliga barrskogsarter kan påträffas. Nästlav är typisk art för </w:t>
-      </w:r>
-      <w:r>
-        <w:rPr>
-          <w:i/>
-        </w:rPr>
-        <w:t xml:space="preserve">9010 Taiga </w:t>
-      </w:r>
-      <w:r>
-        <w:t>(Nitare &amp; Skogsstyrelsen, 2019; SLU Artdatabanken, 2025).</w:t>
-      </w:r>
-    </w:p>
-    <w:p>
-      <w:r>
-        <w:rPr>
-          <w:b/>
-        </w:rPr>
-        <w:t xml:space="preserve">Vedticka </w:t>
-      </w:r>
-      <w:r>
-        <w:t xml:space="preserve">är en bra signalart söder om den naturliga norrlandsgränsen. Den är huvudsakligen knuten till äldre barrskogar där det föreligger långvarig kontinuitet av död barrved. Vedticka är typisk art för </w:t>
-      </w:r>
-      <w:r>
-        <w:rPr>
-          <w:i/>
-        </w:rPr>
-        <w:t xml:space="preserve">9010 Taiga </w:t>
-      </w:r>
-      <w:r>
-        <w:t>(Nitare &amp; Skogsstyrelsen, 2019; SLU Artdatabanken, 2025).</w:t>
+        <w:t xml:space="preserve"> 9740 Skogsbevuxen myr</w:t>
+      </w:r>
+      <w:r>
+        <w:t>. Den behöver grova träd, främst tall, asp och bok som boträd. Skogsbruk med korta omloppstider och täta, homogena ungskogar utgör det största hotet. Spillkråka är en nyckelart i skogliga miljöer vars övergivna bohål utnyttjas av flera andra hålhäckande fågelarter och fladdermöss, däribland pärluggla (EN, §4), knipa (§4), salskrake (§4) och skogsduva (§4). Hökuggla (VU, §4) och slaguggla (§4) häckar ofta i högstubbar som brutits av i höjd med ett gammalt spillkråkebo (SLU Artdatabanken, 2026; Skogsstyrelsen, 2016).</w:t>
       </w:r>
     </w:p>
     <w:p>
@@ -475,7 +584,7 @@
     </w:p>
     <w:p>
       <w:r>
-        <w:t>Följande typiska arter har sina livsmiljöer och växtplatser i den avverkningsanmälda skogen: knärot (VU, T, §8), dropptaggsvamp (NT, T), motaggsvamp (NT, T), tallticka (NT, T), tretåig hackspett (NT, T, §4), ullticka (NT, T), violettgrå tagellav (NT, T), nästlav (S, T) och vedticka (S, T).</w:t>
+        <w:t>Följande typiska arter har sina livsmiljöer och växtplatser i den avverkningsanmälda skogen: knärot (VU, T, §8), dropptaggsvamp (NT, T), motaggsvamp (NT, T), orange taggsvamp (NT, T), rosenticka (NT, T), tallticka (NT, T), tretåig hackspett (NT, T, §4), ullticka (NT, T), violettgrå tagellav (NT, T), bronshjon (S, T), nästlav (S, T), vedticka (S, T), kötticka (T) och spillkråka (T, §4).</w:t>
       </w:r>
     </w:p>
     <w:p>
@@ -978,6 +1087,78 @@
       </w:r>
       <w:r>
         <w:t>Acta Ornithologica 40(1): 53–60.</w:t>
+      </w:r>
+    </w:p>
+    <w:p>
+      <w:pPr>
+        <w:pStyle w:val="Heading1"/>
+      </w:pPr>
+      <w:r>
+        <w:t>Spillkråka – ekologi samt krav på livsmiljön</w:t>
+      </w:r>
+    </w:p>
+    <w:p>
+      <w:r>
+        <w:t xml:space="preserve">Spillkråka (§4) ingår i bilaga 1 EU:s fågeldirektiv och är typisk art för </w:t>
+      </w:r>
+      <w:r>
+        <w:rPr>
+          <w:i/>
+        </w:rPr>
+        <w:t xml:space="preserve">9010 Taiga </w:t>
+      </w:r>
+      <w:r>
+        <w:t>och</w:t>
+      </w:r>
+      <w:r>
+        <w:rPr>
+          <w:i/>
+        </w:rPr>
+        <w:t xml:space="preserve"> 9740 Skogsbevuxen myr</w:t>
+      </w:r>
+      <w:r>
+        <w:t>. Den lever i både barr- och blandskog liksom i ren lövskog. De tätaste populationerna tenderar att finnas i äldre, variationsrik blandskog med gott om död ved och gamla träd. Varje par utnyttjar 400–1000 hektar skog beroende på skogens kvalitet. Skogsbruk med korta omloppstider och täta, homogena ungskogar utgör det största hotet (SLU Artdatabanken, 2026).</w:t>
+      </w:r>
+    </w:p>
+    <w:p>
+      <w:r>
+        <w:t>Spillkråka är en nyckelart i skogliga miljöer vars övergivna bohål utnyttjas av flera andra hålhäckande fågelarter och fladdermöss, däribland pärluggla (EN, §4), knipa (§4), salskrake (§4) och skogsduva (§4). Hökuggla (VU, §4) och slaguggla (§4) häckar ofta i högstubbar som brutits av i höjd med ett gammalt spillkråkebo (Skogsstyrelsen, 2016).</w:t>
+      </w:r>
+    </w:p>
+    <w:p>
+      <w:pPr>
+        <w:pStyle w:val="Heading2"/>
+      </w:pPr>
+      <w:r>
+        <w:t>Referenser – spillkråka</w:t>
+      </w:r>
+    </w:p>
+    <w:p>
+      <w:r>
+        <w:t xml:space="preserve">Skogsstyrelsen, 2016. </w:t>
+      </w:r>
+      <w:r>
+        <w:rPr>
+          <w:i/>
+        </w:rPr>
+        <w:t xml:space="preserve">Vägledning för hänsyn till spillkråka. </w:t>
+      </w:r>
+      <w:r>
+        <w:t>Vägledningar och kunskapsstöd artskydd – Skogsstyrelsen.</w:t>
+      </w:r>
+    </w:p>
+    <w:p>
+      <w:r>
+        <w:t xml:space="preserve">SLU Artdatabanken, 2026. </w:t>
+      </w:r>
+      <w:r>
+        <w:rPr>
+          <w:i/>
+        </w:rPr>
+        <w:t xml:space="preserve">Artfaktablad. Naturvård – artfakta. </w:t>
+      </w:r>
+      <w:r>
+        <w:t>SLU Artdatabanken, Uppsala.</w:t>
       </w:r>
     </w:p>
     <w:p>
@@ -1356,7 +1537,7 @@
     <w:r>
       <w:tab/>
       <w:tab/>
-      <w:t>2026-09-19</w:t>
+      <w:t>2026-09-21</w:t>
       <w:br/>
       <w:br/>
     </w:r>

--- a/tillsyn/A 47711-2024 tillsynsbegäran.docx
+++ b/tillsyn/A 47711-2024 tillsynsbegäran.docx
@@ -1537,7 +1537,7 @@
     <w:r>
       <w:tab/>
       <w:tab/>
-      <w:t>2026-09-21</w:t>
+      <w:t>2026-09-23</w:t>
       <w:br/>
       <w:br/>
     </w:r>

--- a/tillsyn/A 47711-2024 tillsynsbegäran.docx
+++ b/tillsyn/A 47711-2024 tillsynsbegäran.docx
@@ -1537,7 +1537,7 @@
     <w:r>
       <w:tab/>
       <w:tab/>
-      <w:t>2026-09-23</w:t>
+      <w:t>2026-09-24</w:t>
       <w:br/>
       <w:br/>
     </w:r>

--- a/tillsyn/A 47711-2024 tillsynsbegäran.docx
+++ b/tillsyn/A 47711-2024 tillsynsbegäran.docx
@@ -1537,7 +1537,7 @@
     <w:r>
       <w:tab/>
       <w:tab/>
-      <w:t>2026-09-24</w:t>
+      <w:t>2026-09-25</w:t>
       <w:br/>
       <w:br/>
     </w:r>

--- a/tillsyn/A 47711-2024 tillsynsbegäran.docx
+++ b/tillsyn/A 47711-2024 tillsynsbegäran.docx
@@ -1537,7 +1537,7 @@
     <w:r>
       <w:tab/>
       <w:tab/>
-      <w:t>2026-09-25</w:t>
+      <w:t>2026-09-26</w:t>
       <w:br/>
       <w:br/>
     </w:r>

--- a/tillsyn/A 47711-2024 tillsynsbegäran.docx
+++ b/tillsyn/A 47711-2024 tillsynsbegäran.docx
@@ -1537,7 +1537,7 @@
     <w:r>
       <w:tab/>
       <w:tab/>
-      <w:t>2026-09-26</w:t>
+      <w:t>2026-09-27</w:t>
       <w:br/>
       <w:br/>
     </w:r>

--- a/tillsyn/A 47711-2024 tillsynsbegäran.docx
+++ b/tillsyn/A 47711-2024 tillsynsbegäran.docx
@@ -1537,7 +1537,7 @@
     <w:r>
       <w:tab/>
       <w:tab/>
-      <w:t>2026-09-27</w:t>
+      <w:t>2026-09-28</w:t>
       <w:br/>
       <w:br/>
     </w:r>

--- a/tillsyn/A 47711-2024 tillsynsbegäran.docx
+++ b/tillsyn/A 47711-2024 tillsynsbegäran.docx
@@ -1537,7 +1537,7 @@
     <w:r>
       <w:tab/>
       <w:tab/>
-      <w:t>2026-09-28</w:t>
+      <w:t>2026-09-29</w:t>
       <w:br/>
       <w:br/>
     </w:r>

--- a/tillsyn/A 47711-2024 tillsynsbegäran.docx
+++ b/tillsyn/A 47711-2024 tillsynsbegäran.docx
@@ -1537,7 +1537,7 @@
     <w:r>
       <w:tab/>
       <w:tab/>
-      <w:t>2026-09-29</w:t>
+      <w:t>2026-09-30</w:t>
       <w:br/>
       <w:br/>
     </w:r>

--- a/tillsyn/A 47711-2024 tillsynsbegäran.docx
+++ b/tillsyn/A 47711-2024 tillsynsbegäran.docx
@@ -1537,7 +1537,7 @@
     <w:r>
       <w:tab/>
       <w:tab/>
-      <w:t>2026-09-30</w:t>
+      <w:t>2026-10-01</w:t>
       <w:br/>
       <w:br/>
     </w:r>

--- a/tillsyn/A 47711-2024 tillsynsbegäran.docx
+++ b/tillsyn/A 47711-2024 tillsynsbegäran.docx
@@ -1537,7 +1537,7 @@
     <w:r>
       <w:tab/>
       <w:tab/>
-      <w:t>2026-10-01</w:t>
+      <w:t>2026-10-02</w:t>
       <w:br/>
       <w:br/>
     </w:r>

--- a/tillsyn/A 47711-2024 tillsynsbegäran.docx
+++ b/tillsyn/A 47711-2024 tillsynsbegäran.docx
@@ -1537,7 +1537,7 @@
     <w:r>
       <w:tab/>
       <w:tab/>
-      <w:t>2026-10-02</w:t>
+      <w:t>2026-10-03</w:t>
       <w:br/>
       <w:br/>
     </w:r>

--- a/tillsyn/A 47711-2024 tillsynsbegäran.docx
+++ b/tillsyn/A 47711-2024 tillsynsbegäran.docx
@@ -1537,7 +1537,7 @@
     <w:r>
       <w:tab/>
       <w:tab/>
-      <w:t>2026-10-03</w:t>
+      <w:t>2026-10-04</w:t>
       <w:br/>
       <w:br/>
     </w:r>

--- a/tillsyn/A 47711-2024 tillsynsbegäran.docx
+++ b/tillsyn/A 47711-2024 tillsynsbegäran.docx
@@ -1537,7 +1537,7 @@
     <w:r>
       <w:tab/>
       <w:tab/>
-      <w:t>2026-10-04</w:t>
+      <w:t>2026-10-05</w:t>
       <w:br/>
       <w:br/>
     </w:r>

--- a/tillsyn/A 47711-2024 tillsynsbegäran.docx
+++ b/tillsyn/A 47711-2024 tillsynsbegäran.docx
@@ -1537,7 +1537,7 @@
     <w:r>
       <w:tab/>
       <w:tab/>
-      <w:t>2026-10-05</w:t>
+      <w:t>2026-10-06</w:t>
       <w:br/>
       <w:br/>
     </w:r>

--- a/tillsyn/A 47711-2024 tillsynsbegäran.docx
+++ b/tillsyn/A 47711-2024 tillsynsbegäran.docx
@@ -1537,7 +1537,7 @@
     <w:r>
       <w:tab/>
       <w:tab/>
-      <w:t>2026-10-06</w:t>
+      <w:t>2026-10-07</w:t>
       <w:br/>
       <w:br/>
     </w:r>

--- a/tillsyn/A 47711-2024 tillsynsbegäran.docx
+++ b/tillsyn/A 47711-2024 tillsynsbegäran.docx
@@ -1537,7 +1537,7 @@
     <w:r>
       <w:tab/>
       <w:tab/>
-      <w:t>2026-10-07</w:t>
+      <w:t>2026-10-08</w:t>
       <w:br/>
       <w:br/>
     </w:r>

--- a/tillsyn/A 47711-2024 tillsynsbegäran.docx
+++ b/tillsyn/A 47711-2024 tillsynsbegäran.docx
@@ -1537,7 +1537,7 @@
     <w:r>
       <w:tab/>
       <w:tab/>
-      <w:t>2026-10-08</w:t>
+      <w:t>2026-10-09</w:t>
       <w:br/>
       <w:br/>
     </w:r>

--- a/tillsyn/A 47711-2024 tillsynsbegäran.docx
+++ b/tillsyn/A 47711-2024 tillsynsbegäran.docx
@@ -1537,7 +1537,7 @@
     <w:r>
       <w:tab/>
       <w:tab/>
-      <w:t>2026-10-09</w:t>
+      <w:t>2026-10-10</w:t>
       <w:br/>
       <w:br/>
     </w:r>

--- a/tillsyn/A 47711-2024 tillsynsbegäran.docx
+++ b/tillsyn/A 47711-2024 tillsynsbegäran.docx
@@ -1537,7 +1537,7 @@
     <w:r>
       <w:tab/>
       <w:tab/>
-      <w:t>2026-10-10</w:t>
+      <w:t>2026-10-11</w:t>
       <w:br/>
       <w:br/>
     </w:r>

--- a/tillsyn/A 47711-2024 tillsynsbegäran.docx
+++ b/tillsyn/A 47711-2024 tillsynsbegäran.docx
@@ -1537,7 +1537,7 @@
     <w:r>
       <w:tab/>
       <w:tab/>
-      <w:t>2026-10-11</w:t>
+      <w:t>2026-10-12</w:t>
       <w:br/>
       <w:br/>
     </w:r>

--- a/tillsyn/A 47711-2024 tillsynsbegäran.docx
+++ b/tillsyn/A 47711-2024 tillsynsbegäran.docx
@@ -1537,7 +1537,7 @@
     <w:r>
       <w:tab/>
       <w:tab/>
-      <w:t>2026-10-12</w:t>
+      <w:t>2026-10-13</w:t>
       <w:br/>
       <w:br/>
     </w:r>

--- a/tillsyn/A 47711-2024 tillsynsbegäran.docx
+++ b/tillsyn/A 47711-2024 tillsynsbegäran.docx
@@ -1537,7 +1537,7 @@
     <w:r>
       <w:tab/>
       <w:tab/>
-      <w:t>2026-10-13</w:t>
+      <w:t>2026-10-14</w:t>
       <w:br/>
       <w:br/>
     </w:r>

--- a/tillsyn/A 47711-2024 tillsynsbegäran.docx
+++ b/tillsyn/A 47711-2024 tillsynsbegäran.docx
@@ -1537,7 +1537,7 @@
     <w:r>
       <w:tab/>
       <w:tab/>
-      <w:t>2026-10-14</w:t>
+      <w:t>2026-10-15</w:t>
       <w:br/>
       <w:br/>
     </w:r>

--- a/tillsyn/A 47711-2024 tillsynsbegäran.docx
+++ b/tillsyn/A 47711-2024 tillsynsbegäran.docx
@@ -1537,7 +1537,7 @@
     <w:r>
       <w:tab/>
       <w:tab/>
-      <w:t>2026-10-15</w:t>
+      <w:t>2026-10-16</w:t>
       <w:br/>
       <w:br/>
     </w:r>

--- a/tillsyn/A 47711-2024 tillsynsbegäran.docx
+++ b/tillsyn/A 47711-2024 tillsynsbegäran.docx
@@ -1537,7 +1537,7 @@
     <w:r>
       <w:tab/>
       <w:tab/>
-      <w:t>2026-10-16</w:t>
+      <w:t>2026-10-17</w:t>
       <w:br/>
       <w:br/>
     </w:r>

--- a/tillsyn/A 47711-2024 tillsynsbegäran.docx
+++ b/tillsyn/A 47711-2024 tillsynsbegäran.docx
@@ -60,12 +60,12 @@
         <w:spacing w:after="240"/>
       </w:pPr>
       <w:r>
-        <w:t>Figur 1. Fyndplatser för naturvårdsarter i och inom 23 meter från avverkningsanmälan. Markörer utan svart kant är placerade på fyndplatsen. Markörer med svart kant är placerade vid sidan av fyndplatsen och har ett svart streck som visar fyndplatsens exakta position. Kartans mittpunktskoordinat är N 6943753, E 647336 i SWEREF 99 TM.</w:t>
+        <w:t>Figur 1. Fyndplatser för naturvårdsarter i och inom 25 meter från avverkningsanmälan. Markörer utan svart kant är placerade på fyndplatsen. Markörer med svart kant är placerade vid sidan av fyndplatsen och har ett svart streck som visar fyndplatsens exakta position. Kartans mittpunktskoordinat är N 6943753, E 647336 i SWEREF 99 TM.</w:t>
       </w:r>
     </w:p>
     <w:p>
       <w:r>
-        <w:t>I och inom 23 meter från avverkningsanmälan finns fynd av 15 naturvårdsarter, varav 10 är rödlistade, 3 är fridlysta, 14 är typiska (T) och 3 är signalarter (S): knärot (VU, T, §8), dropptaggsvamp (NT, T), motaggsvamp (NT, T), orange taggsvamp (NT, T), rosenticka (NT, T), svartvit taggsvamp (NT), tallticka (NT, T), tretåig hackspett (NT, T, §4), ullticka (NT, T), violettgrå tagellav (NT, T), bronshjon (S, T), nästlav (S, T), vedticka (S, T), kötticka (T) och spillkråka (T, §4). Se Figur 1.</w:t>
+        <w:t>I och inom 25 meter från avverkningsanmälan finns fynd av 16 naturvårdsarter, varav 11 är rödlistade, 3 är fridlysta, 14 är typiska (T) och 3 är signalarter (S): knärot (VU, T, §8), ringlav (VU), dropptaggsvamp (NT, T), motaggsvamp (NT, T), orange taggsvamp (NT, T), rosenticka (NT, T), svartvit taggsvamp (NT), tallticka (NT, T), tretåig hackspett (NT, T, §4), ullticka (NT, T), violettgrå tagellav (NT, T), bronshjon (S, T), nästlav (S, T), vedticka (S, T), kötticka (T) och spillkråka (T, §4). Se Figur 1.</w:t>
       </w:r>
     </w:p>
     <w:p>
@@ -209,6 +209,17 @@
         <w:rPr>
           <w:b/>
         </w:rPr>
+        <w:t>Ringlav (VU)</w:t>
+      </w:r>
+      <w:r>
+        <w:t>, rödlistad som sårbar, växer oftast på gran och tall i brandrefugiala halvöppna skogar med hög och jämn luftfuktighet. Under de senaste 50 åren har minskningstakten uppgått till 30 (20–40) %. Hur mycket den kommer att minska i framtiden beror på vad som kommer att ske med de stora förekomster som hittats men som ännu saknar skydd. Arten, som är placerad i toppen på Skogsstyrelsen värdepyramid för bedömning av skog med höga naturvärden, är ytterst känslig för förändringar i mikroklimatet och den överlever inte i skogsbestånd som gränsar till kalhyggen. Lavens förekomster tillsammans med väl tilltagna skyddszoner måste skyddas och undantas från produktionsinriktat skogsbruk (SLU Artdatabanken, 2024; Nitare &amp; Skogsstyrelsen, 2019).</w:t>
+      </w:r>
+    </w:p>
+    <w:p>
+      <w:r>
+        <w:rPr>
+          <w:b/>
+        </w:rPr>
         <w:t>Dropptaggsvamp (NT)</w:t>
       </w:r>
       <w:r>
@@ -1537,7 +1548,7 @@
     <w:r>
       <w:tab/>
       <w:tab/>
-      <w:t>2026-10-17</w:t>
+      <w:t>2026-10-18</w:t>
       <w:br/>
       <w:br/>
     </w:r>

--- a/tillsyn/A 47711-2024 tillsynsbegäran.docx
+++ b/tillsyn/A 47711-2024 tillsynsbegäran.docx
@@ -65,7 +65,7 @@
     </w:p>
     <w:p>
       <w:r>
-        <w:t>I och inom 25 meter från avverkningsanmälan finns fynd av 16 naturvårdsarter, varav 11 är rödlistade, 3 är fridlysta, 14 är typiska (T) och 3 är signalarter (S): knärot (VU, T, §8), ringlav (VU), dropptaggsvamp (NT, T), motaggsvamp (NT, T), orange taggsvamp (NT, T), rosenticka (NT, T), svartvit taggsvamp (NT), tallticka (NT, T), tretåig hackspett (NT, T, §4), ullticka (NT, T), violettgrå tagellav (NT, T), bronshjon (S, T), nästlav (S, T), vedticka (S, T), kötticka (T) och spillkråka (T, §4). Se Figur 1.</w:t>
+        <w:t>I och inom 25 meter från avverkningsanmälan finns fynd av 20 naturvårdsarter, varav 12 är rödlistade, 5 är fridlysta, 17 är typiska (T) och 4 är signalarter (S): garnlav (VU, T), knärot (VU, T, §8), ringlav (VU), dropptaggsvamp (NT, T), motaggsvamp (NT, T), orange taggsvamp (NT, T), rosenticka (NT, T), svartvit taggsvamp (NT), tallticka (NT, T), tretåig hackspett (NT, T, §4), ullticka (NT, T), violettgrå tagellav (NT, T), bronshjon (S, T), nästlav (S, T), vedticka (S, T), vågbandad barkbock (S), kötticka (T), mattlummer (T, §9), spillkråka (T, §4) och tofsmes (T, §4). Se Figur 1.</w:t>
       </w:r>
     </w:p>
     <w:p>
@@ -102,6 +102,35 @@
     <w:p>
       <w:r>
         <w:t>Nedan följer beskrivningar av de naturvårdsarter och fridlysta arter som har sina livsmiljöer och växtplatser i den avverkningsanmälda skogen. Se även ytterligare artfakta i BILAGA 1. De påträffade naturvårdsarterna är ett tydligt kvitto på att det rör sig om en skog med höga naturvärden.</w:t>
+      </w:r>
+    </w:p>
+    <w:p>
+      <w:r>
+        <w:rPr>
+          <w:b/>
+        </w:rPr>
+        <w:t>Garnlav (VU)</w:t>
+      </w:r>
+      <w:r>
+        <w:t xml:space="preserve"> är en utpräglad barrskogsart som ibland kan drapera träden i norrländska grannaturskogar med hög luftfuktighet. Den förekommer även i talldominerade bestånd där den, förutom i trädens grenverk, påträffas hängande över ojämnheter i tallbarken. Arten har minskat starkt i södra och mellersta Sverige och den minskar även i sitt nordliga utbredningsområde. Minskningstakten uppgår till 30 (20–50) % inom 50 år och överstiger gränsvärdet för Sårbar (VU). Orsaken till tillbakagången beror främst på slutavverkningar av naturskogsartade skogar. Bestånd med riklig förekomst bör regelmässigt sparas, vilket även gynnar flera andra sällsynta och rödlistade arter. Garnlav är värdväxt för den mycket sällsynta och akut hotade fjärilen barrskogslavfly (CR) som hör hemma i boreala barrskogar med riklig förekomst av värdväxten. Tidigare kunde arten konstateras årligen på flera platser vid Dala-Floda i Dalarna innan lokalerna kalavverkades. Senaste fyndet i landet av barrskogslavfly är från år 2000 då den påträffades vid Högberget i Sollefteå kommun. Garnlav är typisk art för </w:t>
+      </w:r>
+      <w:r>
+        <w:rPr>
+          <w:i/>
+        </w:rPr>
+        <w:t xml:space="preserve">9010 Taiga </w:t>
+      </w:r>
+      <w:r>
+        <w:t>och</w:t>
+      </w:r>
+      <w:r>
+        <w:rPr>
+          <w:i/>
+        </w:rPr>
+        <w:t xml:space="preserve"> 9070 Trädklädd betesmark</w:t>
+      </w:r>
+      <w:r>
+        <w:t xml:space="preserve"> (SLU Artdatabanken, 2026).</w:t>
       </w:r>
     </w:p>
     <w:p>
@@ -514,6 +543,17 @@
         <w:rPr>
           <w:b/>
         </w:rPr>
+        <w:t xml:space="preserve">Vågbandad barkbock </w:t>
+      </w:r>
+      <w:r>
+        <w:t>är en långhorning vars larvutveckling sker under bark på nyligen döda stående barrträd, främst gran, mer undantagsvis på tall. Främst i stående träd, särskilt gamla, långsamvuxna granar med grov bark, även i grövre grenar, stubbar eller vindfällen. Arten är starkt knuten till naturskogsliknande granskogar, och gynnas av extrema torrsomrar som försvagar träden. Arten påverkas negativt av brist på kontinuitetsskog och en minskning av populationen pågår eller förväntas ske (SLU Artdatabanken, 2025).</w:t>
+      </w:r>
+    </w:p>
+    <w:p>
+      <w:r>
+        <w:rPr>
+          <w:b/>
+        </w:rPr>
         <w:t>Kötticka (NT)</w:t>
       </w:r>
       <w:r>
@@ -534,10 +574,10 @@
         <w:rPr>
           <w:b/>
         </w:rPr>
-        <w:t>Spillkråka (§4)</w:t>
-      </w:r>
-      <w:r>
-        <w:t xml:space="preserve"> omfattas av bilaga 1 i EU:s fågeldirektiv och är typisk art för </w:t>
+        <w:t>Mattlummer (§9)</w:t>
+      </w:r>
+      <w:r>
+        <w:t xml:space="preserve"> är typisk art för </w:t>
       </w:r>
       <w:r>
         <w:rPr>
@@ -546,6 +586,26 @@
         <w:t xml:space="preserve">9010 Taiga </w:t>
       </w:r>
       <w:r>
+        <w:t>(SLU Artdatabanken, 2025).</w:t>
+      </w:r>
+    </w:p>
+    <w:p>
+      <w:r>
+        <w:rPr>
+          <w:b/>
+        </w:rPr>
+        <w:t>Spillkråka (§4)</w:t>
+      </w:r>
+      <w:r>
+        <w:t xml:space="preserve"> omfattas av bilaga 1 i EU:s fågeldirektiv och är typisk art för </w:t>
+      </w:r>
+      <w:r>
+        <w:rPr>
+          <w:i/>
+        </w:rPr>
+        <w:t xml:space="preserve">9010 Taiga </w:t>
+      </w:r>
+      <w:r>
         <w:t>och</w:t>
       </w:r>
       <w:r>
@@ -556,6 +616,26 @@
       </w:r>
       <w:r>
         <w:t>. Den behöver grova träd, främst tall, asp och bok som boträd. Skogsbruk med korta omloppstider och täta, homogena ungskogar utgör det största hotet. Spillkråka är en nyckelart i skogliga miljöer vars övergivna bohål utnyttjas av flera andra hålhäckande fågelarter och fladdermöss, däribland pärluggla (EN, §4), knipa (§4), salskrake (§4) och skogsduva (§4). Hökuggla (VU, §4) och slaguggla (§4) häckar ofta i högstubbar som brutits av i höjd med ett gammalt spillkråkebo (SLU Artdatabanken, 2026; Skogsstyrelsen, 2016).</w:t>
+      </w:r>
+    </w:p>
+    <w:p>
+      <w:r>
+        <w:rPr>
+          <w:b/>
+        </w:rPr>
+        <w:t>Tofsmes (§4)</w:t>
+      </w:r>
+      <w:r>
+        <w:t xml:space="preserve"> häckar i barr- och blandskog, främst i tallskog. Tofsmes är typisk art för </w:t>
+      </w:r>
+      <w:r>
+        <w:rPr>
+          <w:i/>
+        </w:rPr>
+        <w:t xml:space="preserve">9010 Taiga </w:t>
+      </w:r>
+      <w:r>
+        <w:t>(SLU Artdatabanken, 2025).</w:t>
       </w:r>
     </w:p>
     <w:p>
@@ -595,7 +675,7 @@
     </w:p>
     <w:p>
       <w:r>
-        <w:t>Följande typiska arter har sina livsmiljöer och växtplatser i den avverkningsanmälda skogen: knärot (VU, T, §8), dropptaggsvamp (NT, T), motaggsvamp (NT, T), orange taggsvamp (NT, T), rosenticka (NT, T), tallticka (NT, T), tretåig hackspett (NT, T, §4), ullticka (NT, T), violettgrå tagellav (NT, T), bronshjon (S, T), nästlav (S, T), vedticka (S, T), kötticka (T) och spillkråka (T, §4).</w:t>
+        <w:t>Följande typiska arter har sina livsmiljöer och växtplatser i den avverkningsanmälda skogen: garnlav (VU, T), knärot (VU, T, §8), dropptaggsvamp (NT, T), motaggsvamp (NT, T), orange taggsvamp (NT, T), rosenticka (NT, T), tallticka (NT, T), tretåig hackspett (NT, T, §4), ullticka (NT, T), violettgrå tagellav (NT, T), bronshjon (S, T), nästlav (S, T), vedticka (S, T), kötticka (T), mattlummer (T, §9), spillkråka (T, §4) och tofsmes (T, §4).</w:t>
       </w:r>
     </w:p>
     <w:p>
@@ -1548,7 +1628,7 @@
     <w:r>
       <w:tab/>
       <w:tab/>
-      <w:t>2026-10-18</w:t>
+      <w:t>2026-10-19</w:t>
       <w:br/>
       <w:br/>
     </w:r>

--- a/tillsyn/A 47711-2024 tillsynsbegäran.docx
+++ b/tillsyn/A 47711-2024 tillsynsbegäran.docx
@@ -1628,7 +1628,7 @@
     <w:r>
       <w:tab/>
       <w:tab/>
-      <w:t>2026-10-19</w:t>
+      <w:t>2026-10-20</w:t>
       <w:br/>
       <w:br/>
     </w:r>

--- a/tillsyn/A 47711-2024 tillsynsbegäran.docx
+++ b/tillsyn/A 47711-2024 tillsynsbegäran.docx
@@ -1628,7 +1628,7 @@
     <w:r>
       <w:tab/>
       <w:tab/>
-      <w:t>2026-10-20</w:t>
+      <w:t>2026-10-21</w:t>
       <w:br/>
       <w:br/>
     </w:r>

--- a/tillsyn/A 47711-2024 tillsynsbegäran.docx
+++ b/tillsyn/A 47711-2024 tillsynsbegäran.docx
@@ -1628,7 +1628,7 @@
     <w:r>
       <w:tab/>
       <w:tab/>
-      <w:t>2026-10-21</w:t>
+      <w:t>2026-10-22</w:t>
       <w:br/>
       <w:br/>
     </w:r>

--- a/tillsyn/A 47711-2024 tillsynsbegäran.docx
+++ b/tillsyn/A 47711-2024 tillsynsbegäran.docx
@@ -1628,7 +1628,7 @@
     <w:r>
       <w:tab/>
       <w:tab/>
-      <w:t>2026-10-22</w:t>
+      <w:t>2026-10-23</w:t>
       <w:br/>
       <w:br/>
     </w:r>

--- a/tillsyn/A 47711-2024 tillsynsbegäran.docx
+++ b/tillsyn/A 47711-2024 tillsynsbegäran.docx
@@ -1628,7 +1628,7 @@
     <w:r>
       <w:tab/>
       <w:tab/>
-      <w:t>2026-10-23</w:t>
+      <w:t>2026-10-24</w:t>
       <w:br/>
       <w:br/>
     </w:r>

--- a/tillsyn/A 47711-2024 tillsynsbegäran.docx
+++ b/tillsyn/A 47711-2024 tillsynsbegäran.docx
@@ -1628,7 +1628,7 @@
     <w:r>
       <w:tab/>
       <w:tab/>
-      <w:t>2026-10-24</w:t>
+      <w:t>2026-10-25</w:t>
       <w:br/>
       <w:br/>
     </w:r>

--- a/tillsyn/A 47711-2024 tillsynsbegäran.docx
+++ b/tillsyn/A 47711-2024 tillsynsbegäran.docx
@@ -1628,7 +1628,7 @@
     <w:r>
       <w:tab/>
       <w:tab/>
-      <w:t>2026-10-25</w:t>
+      <w:t>2026-10-26</w:t>
       <w:br/>
       <w:br/>
     </w:r>

--- a/tillsyn/A 47711-2024 tillsynsbegäran.docx
+++ b/tillsyn/A 47711-2024 tillsynsbegäran.docx
@@ -1628,7 +1628,7 @@
     <w:r>
       <w:tab/>
       <w:tab/>
-      <w:t>2026-10-26</w:t>
+      <w:t>2026-10-27</w:t>
       <w:br/>
       <w:br/>
     </w:r>

--- a/tillsyn/A 47711-2024 tillsynsbegäran.docx
+++ b/tillsyn/A 47711-2024 tillsynsbegäran.docx
@@ -1628,7 +1628,7 @@
     <w:r>
       <w:tab/>
       <w:tab/>
-      <w:t>2026-10-27</w:t>
+      <w:t>2026-10-28</w:t>
       <w:br/>
       <w:br/>
     </w:r>

--- a/tillsyn/A 47711-2024 tillsynsbegäran.docx
+++ b/tillsyn/A 47711-2024 tillsynsbegäran.docx
@@ -1628,7 +1628,7 @@
     <w:r>
       <w:tab/>
       <w:tab/>
-      <w:t>2026-10-28</w:t>
+      <w:t>2026-10-29</w:t>
       <w:br/>
       <w:br/>
     </w:r>

--- a/tillsyn/A 47711-2024 tillsynsbegäran.docx
+++ b/tillsyn/A 47711-2024 tillsynsbegäran.docx
@@ -65,7 +65,7 @@
     </w:p>
     <w:p>
       <w:r>
-        <w:t>I och inom 25 meter från avverkningsanmälan finns fynd av 20 naturvårdsarter, varav 12 är rödlistade, 5 är fridlysta, 17 är typiska (T) och 4 är signalarter (S): garnlav (VU, T), knärot (VU, T, §8), ringlav (VU), dropptaggsvamp (NT, T), motaggsvamp (NT, T), orange taggsvamp (NT, T), rosenticka (NT, T), svartvit taggsvamp (NT), tallticka (NT, T), tretåig hackspett (NT, T, §4), ullticka (NT, T), violettgrå tagellav (NT, T), bronshjon (S, T), nästlav (S, T), vedticka (S, T), vågbandad barkbock (S), kötticka (T), mattlummer (T, §9), spillkråka (T, §4) och tofsmes (T, §4). Se Figur 1.</w:t>
+        <w:t>I och inom 25 meter från avverkningsanmälan finns fynd av 21 naturvårdsarter, varav 13 är rödlistade, 5 är fridlysta, 17 är typiska (T) och 4 är signalarter (S): garnlav (VU, T), knärot (VU, T, §8), ringlav (VU), dropptaggsvamp (NT, T), kötticka (NT), motaggsvamp (NT, T), orange taggsvamp (NT, T), rosenticka (NT, T), svartvit taggsvamp (NT), tallticka (NT, T), tretåig hackspett (NT, T, §4), ullticka (NT, T), violettgrå tagellav (NT, T), bronshjon (S, T), nästlav (S, T), vedticka (S, T), vågbandad barkbock (S), kötticka (aggregat) (T), mattlummer (T, §9), spillkråka (T, §4) och tofsmes (T, §4). Se Figur 1.</w:t>
       </w:r>
     </w:p>
     <w:p>
@@ -269,6 +269,26 @@
         <w:rPr>
           <w:b/>
         </w:rPr>
+        <w:t>Kötticka (NT)</w:t>
+      </w:r>
+      <w:r>
+        <w:t xml:space="preserve"> är granens kötticka och har klassificerats som ”gammelskogsindikator”, då den förekommer med ett tydligt optimum i äldre barrskogar, främst fuktiga granskogar. Den har högst signalvärde söder om den naturliga norrlandsgränsen </w:t>
+      </w:r>
+      <w:r>
+        <w:rPr>
+          <w:i/>
+        </w:rPr>
+        <w:t>limes norrlandicus</w:t>
+      </w:r>
+      <w:r>
+        <w:t>, men signalerar vanligtvis höga naturvärden även i Norrland. Arten är knuten till miljöer med konstant luftfuktighet och känslig för uttorkning som en avverkning kan medföra. Den totala populationen bedöms därför ha minskat under de senaste 30 åren och fortsätter att minska i takt med att grankontinuitetsskogar (skogar som inte kalavverkats) minskar i areal, samtidigt som att lämpliga miljöer inte återskapas i samma takt (SLU Artdatabanken, 2024; Nitare &amp; Skogsstyrelsen, 2019).</w:t>
+      </w:r>
+    </w:p>
+    <w:p>
+      <w:r>
+        <w:rPr>
+          <w:b/>
+        </w:rPr>
         <w:t xml:space="preserve">Motaggsvamp (NT) </w:t>
       </w:r>
       <w:r>
@@ -547,26 +567,6 @@
       </w:r>
       <w:r>
         <w:t>är en långhorning vars larvutveckling sker under bark på nyligen döda stående barrträd, främst gran, mer undantagsvis på tall. Främst i stående träd, särskilt gamla, långsamvuxna granar med grov bark, även i grövre grenar, stubbar eller vindfällen. Arten är starkt knuten till naturskogsliknande granskogar, och gynnas av extrema torrsomrar som försvagar träden. Arten påverkas negativt av brist på kontinuitetsskog och en minskning av populationen pågår eller förväntas ske (SLU Artdatabanken, 2025).</w:t>
-      </w:r>
-    </w:p>
-    <w:p>
-      <w:r>
-        <w:rPr>
-          <w:b/>
-        </w:rPr>
-        <w:t>Kötticka (NT)</w:t>
-      </w:r>
-      <w:r>
-        <w:t xml:space="preserve"> är granens kötticka och har klassificerats som ”gammelskogsindikator”, då den förekommer med ett tydligt optimum i äldre barrskogar, främst fuktiga granskogar. Den har högst signalvärde söder om den naturliga norrlandsgränsen </w:t>
-      </w:r>
-      <w:r>
-        <w:rPr>
-          <w:i/>
-        </w:rPr>
-        <w:t>limes norrlandicus</w:t>
-      </w:r>
-      <w:r>
-        <w:t>, men signalerar vanligtvis höga naturvärden även i Norrland. Arten är knuten till miljöer med konstant luftfuktighet och känslig för uttorkning som en avverkning kan medföra. Den totala populationen bedöms därför ha minskat under de senaste 30 åren och fortsätter att minska i takt med att grankontinuitetsskogar (skogar som inte kalavverkats) minskar i areal, samtidigt som att lämpliga miljöer inte återskapas i samma takt (SLU Artdatabanken, 2024; Nitare &amp; Skogsstyrelsen, 2019).</w:t>
       </w:r>
     </w:p>
     <w:p>
@@ -675,7 +675,7 @@
     </w:p>
     <w:p>
       <w:r>
-        <w:t>Följande typiska arter har sina livsmiljöer och växtplatser i den avverkningsanmälda skogen: garnlav (VU, T), knärot (VU, T, §8), dropptaggsvamp (NT, T), motaggsvamp (NT, T), orange taggsvamp (NT, T), rosenticka (NT, T), tallticka (NT, T), tretåig hackspett (NT, T, §4), ullticka (NT, T), violettgrå tagellav (NT, T), bronshjon (S, T), nästlav (S, T), vedticka (S, T), kötticka (T), mattlummer (T, §9), spillkråka (T, §4) och tofsmes (T, §4).</w:t>
+        <w:t>Följande typiska arter har sina livsmiljöer och växtplatser i den avverkningsanmälda skogen: garnlav (VU, T), knärot (VU, T, §8), dropptaggsvamp (NT, T), motaggsvamp (NT, T), orange taggsvamp (NT, T), rosenticka (NT, T), tallticka (NT, T), tretåig hackspett (NT, T, §4), ullticka (NT, T), violettgrå tagellav (NT, T), bronshjon (S, T), nästlav (S, T), vedticka (S, T), kötticka (aggregat) (T), mattlummer (T, §9), spillkråka (T, §4) och tofsmes (T, §4).</w:t>
       </w:r>
     </w:p>
     <w:p>
@@ -1628,7 +1628,7 @@
     <w:r>
       <w:tab/>
       <w:tab/>
-      <w:t>2026-10-29</w:t>
+      <w:t>2026-10-31</w:t>
       <w:br/>
       <w:br/>
     </w:r>
